--- a/0_Documents/Projektstatusbericht_1.docx
+++ b/0_Documents/Projektstatusbericht_1.docx
@@ -500,7 +500,15 @@
               <w:fldChar w:fldCharType="end"/>
             </w:r>
             <w:r>
-              <w:t xml:space="preserve"> planmäßig</w:t>
+              <w:t xml:space="preserve"> </w:t>
+            </w:r>
+            <w:r>
+              <w:rPr>
+                <w:b/>
+                <w:bCs/>
+                <w:color w:val="70AD47" w:themeColor="accent6"/>
+              </w:rPr>
+              <w:t>planmäßig</w:t>
             </w:r>
           </w:p>
         </w:tc>
@@ -544,7 +552,7 @@
               <w:spacing w:before="60" w:after="60"/>
             </w:pPr>
             <w:r>
-              <w:t>Die Durchführung der Implementation der Basisstruktur im Backend und Frontend wurde erfolgreich erledigt. Die Konfiguration der API wurde erfolgreich durchgeführt und an das Projekt angepasst. Erste Controller wurden erstellt. Hubs wurden eingeführt.</w:t>
+              <w:t>Die Implementation der Basisstruktur im Backend und Frontend wurde erfolgreich erledigt. Die Konfiguration der API wurde erfolgreich durchgeführt und an das Projekt angepasst. Erste Controller wurden erstellt. Hubs wurden eingeführt.</w:t>
             </w:r>
           </w:p>
         </w:tc>
@@ -790,12 +798,6 @@
               </w:rPr>
               <w:t xml:space="preserve"> erstellt werden.</w:t>
             </w:r>
-            <w:r>
-              <w:br/>
-            </w:r>
-            <w:r>
-              <w:br/>
-            </w:r>
           </w:p>
           <w:p>
             <w:pPr>
@@ -933,107 +935,12 @@
       </w:tr>
     </w:tbl>
     <w:p/>
-    <w:tbl>
-      <w:tblPr>
-        <w:tblW w:w="0" w:type="auto"/>
-        <w:tblInd w:w="-5" w:type="dxa"/>
-        <w:tblLayout w:type="fixed"/>
-        <w:tblCellMar>
-          <w:left w:w="70" w:type="dxa"/>
-          <w:right w:w="70" w:type="dxa"/>
-        </w:tblCellMar>
-        <w:tblLook w:val="0000" w:firstRow="0" w:lastRow="0" w:firstColumn="0" w:lastColumn="0" w:noHBand="0" w:noVBand="0"/>
-      </w:tblPr>
-      <w:tblGrid>
-        <w:gridCol w:w="2470"/>
-        <w:gridCol w:w="7318"/>
-      </w:tblGrid>
-      <w:tr>
-        <w:tc>
-          <w:tcPr>
-            <w:tcW w:w="2470" w:type="dxa"/>
-            <w:tcBorders>
-              <w:top w:val="single" w:sz="4" w:space="0" w:color="000000"/>
-              <w:left w:val="single" w:sz="4" w:space="0" w:color="000000"/>
-              <w:bottom w:val="single" w:sz="4" w:space="0" w:color="000000"/>
-            </w:tcBorders>
-            <w:shd w:val="clear" w:color="auto" w:fill="D9D9D9"/>
-          </w:tcPr>
-          <w:p>
-            <w:pPr>
-              <w:spacing w:before="60" w:after="60"/>
-            </w:pPr>
-            <w:r>
-              <w:rPr>
-                <w:b/>
-                <w:bCs/>
-              </w:rPr>
-              <w:t xml:space="preserve">Notwendige Entscheidungen (PAG, </w:t>
-            </w:r>
-            <w:r>
-              <w:rPr>
-                <w:b/>
-                <w:bCs/>
-              </w:rPr>
-              <w:t>TEAM</w:t>
-            </w:r>
-            <w:r>
-              <w:rPr>
-                <w:b/>
-                <w:bCs/>
-              </w:rPr>
-              <w:t>, Änderungen, Anpassungen</w:t>
-            </w:r>
-            <w:r>
-              <w:rPr>
-                <w:b/>
-                <w:bCs/>
-              </w:rPr>
-              <w:t>):</w:t>
-            </w:r>
-          </w:p>
-        </w:tc>
-        <w:tc>
-          <w:tcPr>
-            <w:tcW w:w="7318" w:type="dxa"/>
-            <w:tcBorders>
-              <w:top w:val="single" w:sz="4" w:space="0" w:color="000000"/>
-              <w:left w:val="single" w:sz="4" w:space="0" w:color="000000"/>
-              <w:bottom w:val="single" w:sz="4" w:space="0" w:color="000000"/>
-              <w:right w:val="single" w:sz="4" w:space="0" w:color="000000"/>
-            </w:tcBorders>
-          </w:tcPr>
-          <w:p>
-            <w:pPr>
-              <w:numPr>
-                <w:ilvl w:val="0"/>
-                <w:numId w:val="3"/>
-              </w:numPr>
-              <w:spacing w:before="60" w:after="60"/>
-            </w:pPr>
-            <w:r>
-              <w:t>Keine</w:t>
-            </w:r>
-          </w:p>
-        </w:tc>
-      </w:tr>
-    </w:tbl>
     <w:p/>
-    <w:p>
-      <w:pPr>
-        <w:jc w:val="right"/>
-      </w:pPr>
-      <w:r>
-        <w:t>Christian Riepl, 22.05.2026</w:t>
-      </w:r>
-    </w:p>
     <w:sectPr>
       <w:headerReference w:type="default" r:id="rId11"/>
       <w:footerReference w:type="default" r:id="rId12"/>
-      <w:headerReference w:type="first" r:id="rId13"/>
-      <w:footerReference w:type="first" r:id="rId14"/>
       <w:pgSz w:w="11906" w:h="16838"/>
-      <w:pgMar w:top="1418" w:right="1134" w:bottom="1418" w:left="1134" w:header="709" w:footer="709" w:gutter="0"/>
+      <w:pgMar w:top="1276" w:right="1134" w:bottom="1418" w:left="1134" w:header="709" w:footer="709" w:gutter="0"/>
       <w:cols w:space="720"/>
       <w:docGrid w:linePitch="360"/>
     </w:sectPr>
@@ -1169,12 +1076,6 @@
 </w:ftr>
 </file>
 
-<file path=word/footer2.xml><?xml version="1.0" encoding="utf-8"?>
-<w:ftr xmlns:wpc="http://schemas.microsoft.com/office/word/2010/wordprocessingCanvas" xmlns:cx="http://schemas.microsoft.com/office/drawing/2014/chartex" xmlns:cx1="http://schemas.microsoft.com/office/drawing/2015/9/8/chartex" xmlns:cx2="http://schemas.microsoft.com/office/drawing/2015/10/21/chartex" xmlns:cx3="http://schemas.microsoft.com/office/drawing/2016/5/9/chartex" xmlns:cx4="http://schemas.microsoft.com/office/drawing/2016/5/10/chartex" xmlns:cx5="http://schemas.microsoft.com/office/drawing/2016/5/11/chartex" xmlns:cx6="http://schemas.microsoft.com/office/drawing/2016/5/12/chartex" xmlns:cx7="http://schemas.microsoft.com/office/drawing/2016/5/13/chartex" xmlns:cx8="http://schemas.microsoft.com/office/drawing/2016/5/14/chartex" xmlns:mc="http://schemas.openxmlformats.org/markup-compatibility/2006" xmlns:aink="http://schemas.microsoft.com/office/drawing/2016/ink" xmlns:am3d="http://schemas.microsoft.com/office/drawing/2017/model3d" xmlns:o="urn:schemas-microsoft-com:office:office" xmlns:oel="http://schemas.microsoft.com/office/2019/extlst" xmlns:r="http://schemas.openxmlformats.org/officeDocument/2006/relationships" xmlns:m="http://schemas.openxmlformats.org/officeDocument/2006/math" xmlns:v="urn:schemas-microsoft-com:vml" xmlns:wp14="http://schemas.microsoft.com/office/word/2010/wordprocessingDrawing" xmlns:wp="http://schemas.openxmlformats.org/drawingml/2006/wordprocessingDrawing" xmlns:w10="urn:schemas-microsoft-com:office:word" xmlns:w="http://schemas.openxmlformats.org/wordprocessingml/2006/main" xmlns:w14="http://schemas.microsoft.com/office/word/2010/wordml" xmlns:w15="http://schemas.microsoft.com/office/word/2012/wordml" xmlns:w16cex="http://schemas.microsoft.com/office/word/2018/wordml/cex" xmlns:w16cid="http://schemas.microsoft.com/office/word/2016/wordml/cid" xmlns:w16="http://schemas.microsoft.com/office/word/2018/wordml" xmlns:w16du="http://schemas.microsoft.com/office/word/2023/wordml/word16du" xmlns:w16sdtdh="http://schemas.microsoft.com/office/word/2020/wordml/sdtdatahash" xmlns:w16sdtfl="http://schemas.microsoft.com/office/word/2024/wordml/sdtformatlock" xmlns:w16se="http://schemas.microsoft.com/office/word/2015/wordml/symex" xmlns:wpg="http://schemas.microsoft.com/office/word/2010/wordprocessingGroup" xmlns:wpi="http://schemas.microsoft.com/office/word/2010/wordprocessingInk" xmlns:wne="http://schemas.microsoft.com/office/word/2006/wordml" xmlns:wps="http://schemas.microsoft.com/office/word/2010/wordprocessingShape" mc:Ignorable="w14 w15 w16se w16cid w16 w16cex w16sdtdh w16sdtfl w16du wp14">
-  <w:p/>
-</w:ftr>
-</file>
-
 <file path=word/footnotes.xml><?xml version="1.0" encoding="utf-8"?>
 <w:footnotes xmlns:wpc="http://schemas.microsoft.com/office/word/2010/wordprocessingCanvas" xmlns:cx="http://schemas.microsoft.com/office/drawing/2014/chartex" xmlns:cx1="http://schemas.microsoft.com/office/drawing/2015/9/8/chartex" xmlns:cx2="http://schemas.microsoft.com/office/drawing/2015/10/21/chartex" xmlns:cx3="http://schemas.microsoft.com/office/drawing/2016/5/9/chartex" xmlns:cx4="http://schemas.microsoft.com/office/drawing/2016/5/10/chartex" xmlns:cx5="http://schemas.microsoft.com/office/drawing/2016/5/11/chartex" xmlns:cx6="http://schemas.microsoft.com/office/drawing/2016/5/12/chartex" xmlns:cx7="http://schemas.microsoft.com/office/drawing/2016/5/13/chartex" xmlns:cx8="http://schemas.microsoft.com/office/drawing/2016/5/14/chartex" xmlns:mc="http://schemas.openxmlformats.org/markup-compatibility/2006" xmlns:aink="http://schemas.microsoft.com/office/drawing/2016/ink" xmlns:am3d="http://schemas.microsoft.com/office/drawing/2017/model3d" xmlns:o="urn:schemas-microsoft-com:office:office" xmlns:oel="http://schemas.microsoft.com/office/2019/extlst" xmlns:r="http://schemas.openxmlformats.org/officeDocument/2006/relationships" xmlns:m="http://schemas.openxmlformats.org/officeDocument/2006/math" xmlns:v="urn:schemas-microsoft-com:vml" xmlns:wp14="http://schemas.microsoft.com/office/word/2010/wordprocessingDrawing" xmlns:wp="http://schemas.openxmlformats.org/drawingml/2006/wordprocessingDrawing" xmlns:w10="urn:schemas-microsoft-com:office:word" xmlns:w="http://schemas.openxmlformats.org/wordprocessingml/2006/main" xmlns:w14="http://schemas.microsoft.com/office/word/2010/wordml" xmlns:w15="http://schemas.microsoft.com/office/word/2012/wordml" xmlns:w16cex="http://schemas.microsoft.com/office/word/2018/wordml/cex" xmlns:w16cid="http://schemas.microsoft.com/office/word/2016/wordml/cid" xmlns:w16="http://schemas.microsoft.com/office/word/2018/wordml" xmlns:w16du="http://schemas.microsoft.com/office/word/2023/wordml/word16du" xmlns:w16sdtdh="http://schemas.microsoft.com/office/word/2020/wordml/sdtdatahash" xmlns:w16sdtfl="http://schemas.microsoft.com/office/word/2024/wordml/sdtformatlock" xmlns:w16se="http://schemas.microsoft.com/office/word/2015/wordml/symex" xmlns:wpg="http://schemas.microsoft.com/office/word/2010/wordprocessingGroup" xmlns:wpi="http://schemas.microsoft.com/office/word/2010/wordprocessingInk" xmlns:wne="http://schemas.microsoft.com/office/word/2006/wordml" xmlns:wps="http://schemas.microsoft.com/office/word/2010/wordprocessingShape" mc:Ignorable="w14 w15 w16se w16cid w16 w16cex w16sdtdh w16sdtfl w16du wp14">
   <w:footnote w:type="separator" w:id="-1">
@@ -1197,6 +1098,45 @@
 <file path=word/header1.xml><?xml version="1.0" encoding="utf-8"?>
 <w:hdr xmlns:wpc="http://schemas.microsoft.com/office/word/2010/wordprocessingCanvas" xmlns:cx="http://schemas.microsoft.com/office/drawing/2014/chartex" xmlns:cx1="http://schemas.microsoft.com/office/drawing/2015/9/8/chartex" xmlns:cx2="http://schemas.microsoft.com/office/drawing/2015/10/21/chartex" xmlns:cx3="http://schemas.microsoft.com/office/drawing/2016/5/9/chartex" xmlns:cx4="http://schemas.microsoft.com/office/drawing/2016/5/10/chartex" xmlns:cx5="http://schemas.microsoft.com/office/drawing/2016/5/11/chartex" xmlns:cx6="http://schemas.microsoft.com/office/drawing/2016/5/12/chartex" xmlns:cx7="http://schemas.microsoft.com/office/drawing/2016/5/13/chartex" xmlns:cx8="http://schemas.microsoft.com/office/drawing/2016/5/14/chartex" xmlns:mc="http://schemas.openxmlformats.org/markup-compatibility/2006" xmlns:aink="http://schemas.microsoft.com/office/drawing/2016/ink" xmlns:am3d="http://schemas.microsoft.com/office/drawing/2017/model3d" xmlns:o="urn:schemas-microsoft-com:office:office" xmlns:oel="http://schemas.microsoft.com/office/2019/extlst" xmlns:r="http://schemas.openxmlformats.org/officeDocument/2006/relationships" xmlns:m="http://schemas.openxmlformats.org/officeDocument/2006/math" xmlns:v="urn:schemas-microsoft-com:vml" xmlns:wp14="http://schemas.microsoft.com/office/word/2010/wordprocessingDrawing" xmlns:wp="http://schemas.openxmlformats.org/drawingml/2006/wordprocessingDrawing" xmlns:w10="urn:schemas-microsoft-com:office:word" xmlns:w="http://schemas.openxmlformats.org/wordprocessingml/2006/main" xmlns:w14="http://schemas.microsoft.com/office/word/2010/wordml" xmlns:w15="http://schemas.microsoft.com/office/word/2012/wordml" xmlns:w16cex="http://schemas.microsoft.com/office/word/2018/wordml/cex" xmlns:w16cid="http://schemas.microsoft.com/office/word/2016/wordml/cid" xmlns:w16="http://schemas.microsoft.com/office/word/2018/wordml" xmlns:w16du="http://schemas.microsoft.com/office/word/2023/wordml/word16du" xmlns:w16sdtdh="http://schemas.microsoft.com/office/word/2020/wordml/sdtdatahash" xmlns:w16sdtfl="http://schemas.microsoft.com/office/word/2024/wordml/sdtformatlock" xmlns:w16se="http://schemas.microsoft.com/office/word/2015/wordml/symex" xmlns:wpg="http://schemas.microsoft.com/office/word/2010/wordprocessingGroup" xmlns:wpi="http://schemas.microsoft.com/office/word/2010/wordprocessingInk" xmlns:wne="http://schemas.microsoft.com/office/word/2006/wordml" xmlns:wps="http://schemas.microsoft.com/office/word/2010/wordprocessingShape" mc:Ignorable="w14 w15 w16se w16cid w16 w16cex w16sdtdh w16sdtfl w16du wp14">
   <w:p>
+    <w:r>
+      <w:t xml:space="preserve">Christian Riepl </w:t>
+    </w:r>
+    <w:r>
+      <w:tab/>
+    </w:r>
+    <w:r>
+      <w:tab/>
+    </w:r>
+    <w:r>
+      <w:tab/>
+    </w:r>
+    <w:r>
+      <w:tab/>
+    </w:r>
+    <w:r>
+      <w:tab/>
+    </w:r>
+    <w:r>
+      <w:tab/>
+    </w:r>
+    <w:r>
+      <w:tab/>
+    </w:r>
+    <w:r>
+      <w:tab/>
+    </w:r>
+    <w:r>
+      <w:tab/>
+    </w:r>
+    <w:r>
+      <w:tab/>
+    </w:r>
+    <w:r>
+      <w:tab/>
+      <w:t xml:space="preserve">  22.05.2026</w:t>
+    </w:r>
+  </w:p>
+  <w:p>
     <w:pPr>
       <w:pStyle w:val="Kopfzeile"/>
       <w:tabs>
@@ -1209,12 +1149,6 @@
       <w:tab/>
     </w:r>
   </w:p>
-</w:hdr>
-</file>
-
-<file path=word/header2.xml><?xml version="1.0" encoding="utf-8"?>
-<w:hdr xmlns:wpc="http://schemas.microsoft.com/office/word/2010/wordprocessingCanvas" xmlns:cx="http://schemas.microsoft.com/office/drawing/2014/chartex" xmlns:cx1="http://schemas.microsoft.com/office/drawing/2015/9/8/chartex" xmlns:cx2="http://schemas.microsoft.com/office/drawing/2015/10/21/chartex" xmlns:cx3="http://schemas.microsoft.com/office/drawing/2016/5/9/chartex" xmlns:cx4="http://schemas.microsoft.com/office/drawing/2016/5/10/chartex" xmlns:cx5="http://schemas.microsoft.com/office/drawing/2016/5/11/chartex" xmlns:cx6="http://schemas.microsoft.com/office/drawing/2016/5/12/chartex" xmlns:cx7="http://schemas.microsoft.com/office/drawing/2016/5/13/chartex" xmlns:cx8="http://schemas.microsoft.com/office/drawing/2016/5/14/chartex" xmlns:mc="http://schemas.openxmlformats.org/markup-compatibility/2006" xmlns:aink="http://schemas.microsoft.com/office/drawing/2016/ink" xmlns:am3d="http://schemas.microsoft.com/office/drawing/2017/model3d" xmlns:o="urn:schemas-microsoft-com:office:office" xmlns:oel="http://schemas.microsoft.com/office/2019/extlst" xmlns:r="http://schemas.openxmlformats.org/officeDocument/2006/relationships" xmlns:m="http://schemas.openxmlformats.org/officeDocument/2006/math" xmlns:v="urn:schemas-microsoft-com:vml" xmlns:wp14="http://schemas.microsoft.com/office/word/2010/wordprocessingDrawing" xmlns:wp="http://schemas.openxmlformats.org/drawingml/2006/wordprocessingDrawing" xmlns:w10="urn:schemas-microsoft-com:office:word" xmlns:w="http://schemas.openxmlformats.org/wordprocessingml/2006/main" xmlns:w14="http://schemas.microsoft.com/office/word/2010/wordml" xmlns:w15="http://schemas.microsoft.com/office/word/2012/wordml" xmlns:w16cex="http://schemas.microsoft.com/office/word/2018/wordml/cex" xmlns:w16cid="http://schemas.microsoft.com/office/word/2016/wordml/cid" xmlns:w16="http://schemas.microsoft.com/office/word/2018/wordml" xmlns:w16du="http://schemas.microsoft.com/office/word/2023/wordml/word16du" xmlns:w16sdtdh="http://schemas.microsoft.com/office/word/2020/wordml/sdtdatahash" xmlns:w16sdtfl="http://schemas.microsoft.com/office/word/2024/wordml/sdtformatlock" xmlns:w16se="http://schemas.microsoft.com/office/word/2015/wordml/symex" xmlns:wpg="http://schemas.microsoft.com/office/word/2010/wordprocessingGroup" xmlns:wpi="http://schemas.microsoft.com/office/word/2010/wordprocessingInk" xmlns:wne="http://schemas.microsoft.com/office/word/2006/wordml" xmlns:wps="http://schemas.microsoft.com/office/word/2010/wordprocessingShape" mc:Ignorable="w14 w15 w16se w16cid w16 w16cex w16sdtdh w16sdtfl w16du wp14">
-  <w:p/>
 </w:hdr>
 </file>
 
@@ -2311,9 +2245,15 @@
     <w:rsidRoot w:val="008010ED"/>
     <w:rsid w:val="00032CD9"/>
     <w:rsid w:val="001769F2"/>
+    <w:rsid w:val="001E273A"/>
     <w:rsid w:val="003F4212"/>
+    <w:rsid w:val="00402313"/>
+    <w:rsid w:val="00467688"/>
+    <w:rsid w:val="0061757B"/>
     <w:rsid w:val="00636323"/>
+    <w:rsid w:val="00780F6C"/>
     <w:rsid w:val="008010ED"/>
+    <w:rsid w:val="009D3BD9"/>
     <w:rsid w:val="00EF479C"/>
   </w:rsids>
   <m:mathPr>
@@ -3081,55 +3021,12 @@
 </file>
 
 <file path=customXml/item1.xml><?xml version="1.0" encoding="utf-8"?>
-<p:properties xmlns:p="http://schemas.microsoft.com/office/2006/metadata/properties" xmlns:xsi="http://www.w3.org/2001/XMLSchema-instance" xmlns:pc="http://schemas.microsoft.com/office/infopath/2007/PartnerControls">
-  <documentManagement>
-    <Students xmlns="4f84c865-633c-4eac-9c80-7b246753f77f">
-      <UserInfo>
-        <DisplayName/>
-        <AccountId xsi:nil="true"/>
-        <AccountType/>
-      </UserInfo>
-    </Students>
-    <CultureName xmlns="4f84c865-633c-4eac-9c80-7b246753f77f" xsi:nil="true"/>
-    <Invited_Students xmlns="4f84c865-633c-4eac-9c80-7b246753f77f" xsi:nil="true"/>
-    <Self_Registration_Enabled0 xmlns="4f84c865-633c-4eac-9c80-7b246753f77f" xsi:nil="true"/>
-    <FolderType xmlns="4f84c865-633c-4eac-9c80-7b246753f77f" xsi:nil="true"/>
-    <Owner xmlns="4f84c865-633c-4eac-9c80-7b246753f77f">
-      <UserInfo>
-        <DisplayName/>
-        <AccountId xsi:nil="true"/>
-        <AccountType/>
-      </UserInfo>
-    </Owner>
-    <AppVersion xmlns="4f84c865-633c-4eac-9c80-7b246753f77f" xsi:nil="true"/>
-    <TeamsChannelId xmlns="4f84c865-633c-4eac-9c80-7b246753f77f" xsi:nil="true"/>
-    <Math_Settings xmlns="4f84c865-633c-4eac-9c80-7b246753f77f" xsi:nil="true"/>
-    <NotebookType xmlns="4f84c865-633c-4eac-9c80-7b246753f77f" xsi:nil="true"/>
-    <Student_Groups xmlns="4f84c865-633c-4eac-9c80-7b246753f77f">
-      <UserInfo>
-        <DisplayName/>
-        <AccountId xsi:nil="true"/>
-        <AccountType/>
-      </UserInfo>
-    </Student_Groups>
-    <Is_Collaboration_Space_Locked xmlns="4f84c865-633c-4eac-9c80-7b246753f77f" xsi:nil="true"/>
-    <Self_Registration_Enabled xmlns="4f84c865-633c-4eac-9c80-7b246753f77f" xsi:nil="true"/>
-    <Templates xmlns="4f84c865-633c-4eac-9c80-7b246753f77f" xsi:nil="true"/>
-    <Has_Teacher_Only_SectionGroup xmlns="4f84c865-633c-4eac-9c80-7b246753f77f" xsi:nil="true"/>
-    <Distribution_Groups xmlns="4f84c865-633c-4eac-9c80-7b246753f77f" xsi:nil="true"/>
-    <DefaultSectionNames xmlns="4f84c865-633c-4eac-9c80-7b246753f77f" xsi:nil="true"/>
-    <Teachers xmlns="4f84c865-633c-4eac-9c80-7b246753f77f">
-      <UserInfo>
-        <DisplayName/>
-        <AccountId xsi:nil="true"/>
-        <AccountType/>
-      </UserInfo>
-    </Teachers>
-    <Invited_Teachers xmlns="4f84c865-633c-4eac-9c80-7b246753f77f" xsi:nil="true"/>
-    <LMS_Mappings xmlns="4f84c865-633c-4eac-9c80-7b246753f77f" xsi:nil="true"/>
-    <IsNotebookLocked xmlns="4f84c865-633c-4eac-9c80-7b246753f77f" xsi:nil="true"/>
-  </documentManagement>
-</p:properties>
+<?mso-contentType ?>
+<FormTemplates xmlns="http://schemas.microsoft.com/sharepoint/v3/contenttype/forms">
+  <Display>DocumentLibraryForm</Display>
+  <Edit>DocumentLibraryForm</Edit>
+  <New>DocumentLibraryForm</New>
+</FormTemplates>
 </file>
 
 <file path=customXml/item2.xml><?xml version="1.0" encoding="utf-8"?>
@@ -3536,20 +3433,61 @@
 </file>
 
 <file path=customXml/item3.xml><?xml version="1.0" encoding="utf-8"?>
-<?mso-contentType ?>
-<FormTemplates xmlns="http://schemas.microsoft.com/sharepoint/v3/contenttype/forms">
-  <Display>DocumentLibraryForm</Display>
-  <Edit>DocumentLibraryForm</Edit>
-  <New>DocumentLibraryForm</New>
-</FormTemplates>
+<p:properties xmlns:p="http://schemas.microsoft.com/office/2006/metadata/properties" xmlns:xsi="http://www.w3.org/2001/XMLSchema-instance" xmlns:pc="http://schemas.microsoft.com/office/infopath/2007/PartnerControls">
+  <documentManagement>
+    <Students xmlns="4f84c865-633c-4eac-9c80-7b246753f77f">
+      <UserInfo>
+        <DisplayName/>
+        <AccountId xsi:nil="true"/>
+        <AccountType/>
+      </UserInfo>
+    </Students>
+    <CultureName xmlns="4f84c865-633c-4eac-9c80-7b246753f77f" xsi:nil="true"/>
+    <Invited_Students xmlns="4f84c865-633c-4eac-9c80-7b246753f77f" xsi:nil="true"/>
+    <Self_Registration_Enabled0 xmlns="4f84c865-633c-4eac-9c80-7b246753f77f" xsi:nil="true"/>
+    <FolderType xmlns="4f84c865-633c-4eac-9c80-7b246753f77f" xsi:nil="true"/>
+    <Owner xmlns="4f84c865-633c-4eac-9c80-7b246753f77f">
+      <UserInfo>
+        <DisplayName/>
+        <AccountId xsi:nil="true"/>
+        <AccountType/>
+      </UserInfo>
+    </Owner>
+    <AppVersion xmlns="4f84c865-633c-4eac-9c80-7b246753f77f" xsi:nil="true"/>
+    <TeamsChannelId xmlns="4f84c865-633c-4eac-9c80-7b246753f77f" xsi:nil="true"/>
+    <Math_Settings xmlns="4f84c865-633c-4eac-9c80-7b246753f77f" xsi:nil="true"/>
+    <NotebookType xmlns="4f84c865-633c-4eac-9c80-7b246753f77f" xsi:nil="true"/>
+    <Student_Groups xmlns="4f84c865-633c-4eac-9c80-7b246753f77f">
+      <UserInfo>
+        <DisplayName/>
+        <AccountId xsi:nil="true"/>
+        <AccountType/>
+      </UserInfo>
+    </Student_Groups>
+    <Is_Collaboration_Space_Locked xmlns="4f84c865-633c-4eac-9c80-7b246753f77f" xsi:nil="true"/>
+    <Self_Registration_Enabled xmlns="4f84c865-633c-4eac-9c80-7b246753f77f" xsi:nil="true"/>
+    <Templates xmlns="4f84c865-633c-4eac-9c80-7b246753f77f" xsi:nil="true"/>
+    <Has_Teacher_Only_SectionGroup xmlns="4f84c865-633c-4eac-9c80-7b246753f77f" xsi:nil="true"/>
+    <Distribution_Groups xmlns="4f84c865-633c-4eac-9c80-7b246753f77f" xsi:nil="true"/>
+    <DefaultSectionNames xmlns="4f84c865-633c-4eac-9c80-7b246753f77f" xsi:nil="true"/>
+    <Teachers xmlns="4f84c865-633c-4eac-9c80-7b246753f77f">
+      <UserInfo>
+        <DisplayName/>
+        <AccountId xsi:nil="true"/>
+        <AccountType/>
+      </UserInfo>
+    </Teachers>
+    <Invited_Teachers xmlns="4f84c865-633c-4eac-9c80-7b246753f77f" xsi:nil="true"/>
+    <LMS_Mappings xmlns="4f84c865-633c-4eac-9c80-7b246753f77f" xsi:nil="true"/>
+    <IsNotebookLocked xmlns="4f84c865-633c-4eac-9c80-7b246753f77f" xsi:nil="true"/>
+  </documentManagement>
+</p:properties>
 </file>
 
 <file path=customXml/itemProps1.xml><?xml version="1.0" encoding="utf-8"?>
-<ds:datastoreItem xmlns:ds="http://schemas.openxmlformats.org/officeDocument/2006/customXml" ds:itemID="{A411A4B7-7246-40D7-8369-A92B8B5AD85F}">
+<ds:datastoreItem xmlns:ds="http://schemas.openxmlformats.org/officeDocument/2006/customXml" ds:itemID="{8DCA36A1-07A7-44A8-AC58-FD7FA1665CD2}">
   <ds:schemaRefs>
-    <ds:schemaRef ds:uri="http://schemas.microsoft.com/office/2006/metadata/properties"/>
-    <ds:schemaRef ds:uri="http://schemas.microsoft.com/office/infopath/2007/PartnerControls"/>
-    <ds:schemaRef ds:uri="4f84c865-633c-4eac-9c80-7b246753f77f"/>
+    <ds:schemaRef ds:uri="http://schemas.microsoft.com/sharepoint/v3/contenttype/forms"/>
   </ds:schemaRefs>
 </ds:datastoreItem>
 </file>
@@ -3574,9 +3512,11 @@
 </file>
 
 <file path=customXml/itemProps3.xml><?xml version="1.0" encoding="utf-8"?>
-<ds:datastoreItem xmlns:ds="http://schemas.openxmlformats.org/officeDocument/2006/customXml" ds:itemID="{8DCA36A1-07A7-44A8-AC58-FD7FA1665CD2}">
+<ds:datastoreItem xmlns:ds="http://schemas.openxmlformats.org/officeDocument/2006/customXml" ds:itemID="{A411A4B7-7246-40D7-8369-A92B8B5AD85F}">
   <ds:schemaRefs>
-    <ds:schemaRef ds:uri="http://schemas.microsoft.com/sharepoint/v3/contenttype/forms"/>
+    <ds:schemaRef ds:uri="http://schemas.microsoft.com/office/2006/metadata/properties"/>
+    <ds:schemaRef ds:uri="http://schemas.microsoft.com/office/infopath/2007/PartnerControls"/>
+    <ds:schemaRef ds:uri="4f84c865-633c-4eac-9c80-7b246753f77f"/>
   </ds:schemaRefs>
 </ds:datastoreItem>
 </file>